--- a/sundar_innovations_letterhead.docx
+++ b/sundar_innovations_letterhead.docx
@@ -2,123 +2,6 @@
 <file path=word/document.xml><?xml version="1.0" encoding="utf-8"?>
 <w:document xmlns:wpc="http://schemas.microsoft.com/office/word/2010/wordprocessingCanvas" xmlns:mo="http://schemas.microsoft.com/office/mac/office/2008/main" xmlns:mc="http://schemas.openxmlformats.org/markup-compatibility/2006" xmlns:mv="urn:schemas-microsoft-com:mac:vml" xmlns:o="urn:schemas-microsoft-com:office:office" xmlns:r="http://schemas.openxmlformats.org/officeDocument/2006/relationships" xmlns:m="http://schemas.openxmlformats.org/officeDocument/2006/math" xmlns:v="urn:schemas-microsoft-com:vml" xmlns:wp14="http://schemas.microsoft.com/office/word/2010/wordprocessingDrawing" xmlns:wp="http://schemas.openxmlformats.org/drawingml/2006/wordprocessingDrawing" xmlns:w10="urn:schemas-microsoft-com:office:word" xmlns:w="http://schemas.openxmlformats.org/wordprocessingml/2006/main" xmlns:w14="http://schemas.microsoft.com/office/word/2010/wordml" xmlns:wpg="http://schemas.microsoft.com/office/word/2010/wordprocessingGroup" xmlns:wpi="http://schemas.microsoft.com/office/word/2010/wordprocessingInk" xmlns:wne="http://schemas.microsoft.com/office/word/2006/wordml" xmlns:wps="http://schemas.microsoft.com/office/word/2010/wordprocessingShape" mc:Ignorable="w14 wp14">
   <w:body>
-    <w:p>
-      <w:pPr>
-        <w:spacing w:before="240" w:after="400"/>
-      </w:pPr>
-      <w:r>
-        <w:rPr>
-          <w:rFonts w:ascii="Inter" w:hAnsi="Inter"/>
-          <w:sz w:val="19"/>
-        </w:rPr>
-        <w:t>Ref No: SI/CAD/2026/096</w:t>
-        <w:tab/>
-        <w:tab/>
-        <w:tab/>
-        <w:tab/>
-        <w:tab/>
-        <w:tab/>
-        <w:tab/>
-      </w:r>
-      <w:r>
-        <w:rPr>
-          <w:rFonts w:ascii="Inter" w:hAnsi="Inter"/>
-          <w:sz w:val="19"/>
-        </w:rPr>
-        <w:t>Date: July 9, 2026</w:t>
-      </w:r>
-    </w:p>
-    <w:p>
-      <w:pPr>
-        <w:spacing w:after="300"/>
-      </w:pPr>
-      <w:r>
-        <w:rPr>
-          <w:rFonts w:ascii="Inter" w:hAnsi="Inter"/>
-          <w:b/>
-          <w:sz w:val="19"/>
-        </w:rPr>
-        <w:t>To,</w:t>
-        <w:br/>
-        <w:t>The Procurement Committee,</w:t>
-        <w:br/>
-        <w:t>Science &amp; Technology R&amp;D Division,</w:t>
-        <w:br/>
-        <w:t>Hyderabad, India</w:t>
-      </w:r>
-    </w:p>
-    <w:p>
-      <w:pPr>
-        <w:spacing w:after="400"/>
-      </w:pPr>
-      <w:r>
-        <w:rPr>
-          <w:rFonts w:ascii="Inter" w:hAnsi="Inter"/>
-          <w:b/>
-          <w:sz w:val="20"/>
-        </w:rPr>
-        <w:t xml:space="preserve">Subject: </w:t>
-      </w:r>
-      <w:r>
-        <w:rPr>
-          <w:rFonts w:ascii="Inter" w:hAnsi="Inter"/>
-          <w:b/>
-          <w:sz w:val="20"/>
-          <w:u w:val="single"/>
-        </w:rPr>
-        <w:t>Official Deployment of Carbon Antidote Plus® Catalyst Trial</w:t>
-      </w:r>
-    </w:p>
-    <w:p>
-      <w:pPr>
-        <w:spacing w:after="240" w:line="300" w:lineRule="auto"/>
-      </w:pPr>
-      <w:r>
-        <w:rPr>
-          <w:rFonts w:ascii="Inter" w:hAnsi="Inter"/>
-          <w:sz w:val="19"/>
-        </w:rPr>
-        <w:t>We are pleased to submit this official request for initiating state trials of Sundar Carbon Antidote Plus® fuel catalytic modifier. Built for extreme operational conditions and designed to treat standard gasoline and ethanol blend formulations, our catalyst boosts fuel efficiency by exactly 30% while reducing greenhouse gas emissions.</w:t>
-      </w:r>
-    </w:p>
-    <w:p>
-      <w:pPr>
-        <w:spacing w:after="600" w:line="300" w:lineRule="auto"/>
-      </w:pPr>
-      <w:r>
-        <w:rPr>
-          <w:rFonts w:ascii="Inter" w:hAnsi="Inter"/>
-          <w:sz w:val="19"/>
-        </w:rPr>
-        <w:t>Please let us know if we can schedule an introductory technical brief with your lab directors to coordinate baseline tests next week. Thank you for your continued support in building modern, green engineering solutions.</w:t>
-      </w:r>
-    </w:p>
-    <w:p>
-      <w:pPr>
-        <w:spacing w:after="900"/>
-      </w:pPr>
-      <w:r>
-        <w:rPr>
-          <w:rFonts w:ascii="Inter" w:hAnsi="Inter"/>
-          <w:sz w:val="19"/>
-        </w:rPr>
-        <w:t>Sincerely,</w:t>
-        <w:br/>
-        <w:t>For Sundar Innovations Private Limited</w:t>
-      </w:r>
-    </w:p>
-    <w:p>
-      <w:r>
-        <w:rPr>
-          <w:rFonts w:ascii="Inter" w:hAnsi="Inter"/>
-          <w:b/>
-          <w:sz w:val="19"/>
-        </w:rPr>
-        <w:t>Authorized Signatory</w:t>
-        <w:br/>
-        <w:t>Director of Operations</w:t>
-      </w:r>
-    </w:p>
     <w:sectPr>
       <w:headerReference w:type="default" r:id="rId9"/>
       <w:pgSz w:w="11909" w:h="16834"/>
@@ -135,7 +18,6 @@
   <w:p>
     <w:pPr>
       <w:pStyle w:val="Header"/>
-      <w:jc w:val="left"/>
     </w:pPr>
     <w:r>
       <w:drawing>
@@ -150,13 +32,13 @@
           <wp:extent cx="7562088" cy="10689336"/>
           <wp:effectExtent l="0" t="0" r="0" b="0"/>
           <wp:wrapNone/>
-          <wp:docPr id="1" name="Letterhead Background"/>
+          <wp:docPr id="1" name="Letterhead Background Canvas"/>
           <wp:cNvGraphicFramePr/>
           <a:graphic xmlns:a="http://schemas.openxmlformats.org/drawingml/2006/main" xmlns:pic="http://schemas.openxmlformats.org/drawingml/2006/picture">
             <a:graphicData uri="http://schemas.openxmlformats.org/drawingml/2006/picture">
               <pic:pic>
                 <pic:nvPicPr>
-                  <pic:cNvPr id="0" name="docx_background.png"/>
+                  <pic:cNvPr id="0" name="Sample.png"/>
                   <pic:cNvPicPr/>
                 </pic:nvPicPr>
                 <pic:blipFill>
@@ -179,201 +61,6 @@
       </w:drawing>
     </w:r>
   </w:p>
-  <w:tbl>
-    <w:tblPr>
-      <w:tblW w:type="auto" w:w="0"/>
-      <w:jc w:val="center"/>
-      <w:tblLayout w:type="fixed"/>
-      <w:tblLook w:firstColumn="1" w:firstRow="1" w:lastColumn="0" w:lastRow="0" w:noHBand="0" w:noVBand="1" w:val="04A0"/>
-    </w:tblPr>
-    <w:tblGrid>
-      <w:gridCol w:w="4608"/>
-      <w:gridCol w:w="5026"/>
-    </w:tblGrid>
-    <w:tr>
-      <w:tc>
-        <w:tcPr>
-          <w:tcW w:type="dxa" w:w="4608"/>
-          <w:tcBorders>
-            <w:right w:val="single" w:sz="6" w:space="0" w:color="D0D5E0"/>
-          </w:tcBorders>
-        </w:tcPr>
-        <w:p>
-          <w:pPr>
-            <w:spacing w:before="0" w:after="40"/>
-            <w:jc w:val="left"/>
-          </w:pPr>
-          <w:r>
-            <w:drawing>
-              <wp:inline xmlns:a="http://schemas.openxmlformats.org/drawingml/2006/main" xmlns:pic="http://schemas.openxmlformats.org/drawingml/2006/picture">
-                <wp:extent cx="621792" cy="253691"/>
-                <wp:docPr id="2" name="Picture 2"/>
-                <wp:cNvGraphicFramePr>
-                  <a:graphicFrameLocks noChangeAspect="1"/>
-                </wp:cNvGraphicFramePr>
-                <a:graphic>
-                  <a:graphicData uri="http://schemas.openxmlformats.org/drawingml/2006/picture">
-                    <pic:pic>
-                      <pic:nvPicPr>
-                        <pic:cNvPr id="0" name="logo_transparent.png"/>
-                        <pic:cNvPicPr/>
-                      </pic:nvPicPr>
-                      <pic:blipFill>
-                        <a:blip r:embed="rId2"/>
-                        <a:stretch>
-                          <a:fillRect/>
-                        </a:stretch>
-                      </pic:blipFill>
-                      <pic:spPr>
-                        <a:xfrm>
-                          <a:off x="0" y="0"/>
-                          <a:ext cx="621792" cy="253691"/>
-                        </a:xfrm>
-                        <a:prstGeom prst="rect"/>
-                      </pic:spPr>
-                    </pic:pic>
-                  </a:graphicData>
-                </a:graphic>
-              </wp:inline>
-            </w:drawing>
-          </w:r>
-          <w:r>
-            <w:t xml:space="preserve">   </w:t>
-          </w:r>
-        </w:p>
-        <w:p>
-          <w:pPr>
-            <w:spacing w:before="80" w:after="40"/>
-          </w:pPr>
-          <w:r>
-            <w:rPr>
-              <w:rFonts w:ascii="Outfit" w:hAnsi="Outfit"/>
-              <w:b/>
-              <w:color w:val="0F111A"/>
-              <w:sz w:val="28"/>
-            </w:rPr>
-            <w:t>SUNDAR INNOVATIONS</w:t>
-          </w:r>
-        </w:p>
-        <w:p>
-          <w:pPr>
-            <w:spacing w:before="40" w:after="0"/>
-          </w:pPr>
-          <w:r>
-            <w:rPr>
-              <w:rFonts w:ascii="Outfit" w:hAnsi="Outfit"/>
-              <w:b/>
-              <w:color w:val="6E7582"/>
-              <w:sz w:val="14"/>
-            </w:rPr>
-            <w:t>INNOVATE  •  ENGINEER  •  EMPOWER</w:t>
-          </w:r>
-        </w:p>
-      </w:tc>
-      <w:tc>
-        <w:tcPr>
-          <w:tcW w:type="dxa" w:w="5026"/>
-          <w:tcMar>
-            <w:left w:w="180" w:type="dxa"/>
-          </w:tcMar>
-        </w:tcPr>
-        <w:p>
-          <w:pPr>
-            <w:spacing w:before="0" w:after="80"/>
-            <w:jc w:val="right"/>
-          </w:pPr>
-          <w:r>
-            <w:rPr>
-              <w:rFonts w:ascii="Outfit" w:hAnsi="Outfit"/>
-              <w:b/>
-              <w:color w:val="0B4EBD"/>
-              <w:sz w:val="24"/>
-            </w:rPr>
-            <w:t>Sundar innovations Private Limited</w:t>
-          </w:r>
-        </w:p>
-        <w:p>
-          <w:pPr>
-            <w:spacing w:before="0" w:after="0" w:line="288" w:lineRule="auto"/>
-            <w:jc w:val="right"/>
-          </w:pPr>
-          <w:r>
-            <w:rPr>
-              <w:rFonts w:ascii="Inter" w:hAnsi="Inter"/>
-              <w:b/>
-              <w:color w:val="1F2229"/>
-              <w:sz w:val="17"/>
-            </w:rPr>
-            <w:t xml:space="preserve">Email: </w:t>
-          </w:r>
-          <w:r>
-            <w:rPr>
-              <w:rFonts w:ascii="Inter" w:hAnsi="Inter"/>
-              <w:color w:val="6E7582"/>
-              <w:sz w:val="17"/>
-            </w:rPr>
-            <w:t>info@sundarinnovations.com</w:t>
-            <w:br/>
-          </w:r>
-          <w:r>
-            <w:rPr>
-              <w:rFonts w:ascii="Inter" w:hAnsi="Inter"/>
-              <w:b/>
-              <w:color w:val="1F2229"/>
-              <w:sz w:val="17"/>
-            </w:rPr>
-            <w:t xml:space="preserve">Web: </w:t>
-          </w:r>
-          <w:r>
-            <w:rPr>
-              <w:rFonts w:ascii="Inter" w:hAnsi="Inter"/>
-              <w:color w:val="6E7582"/>
-              <w:sz w:val="17"/>
-            </w:rPr>
-            <w:t>www.sundarinnovations.com</w:t>
-            <w:br/>
-          </w:r>
-          <w:r>
-            <w:rPr>
-              <w:rFonts w:ascii="Inter" w:hAnsi="Inter"/>
-              <w:b/>
-              <w:color w:val="1F2229"/>
-              <w:sz w:val="17"/>
-            </w:rPr>
-            <w:t xml:space="preserve">Phone: </w:t>
-          </w:r>
-          <w:r>
-            <w:rPr>
-              <w:rFonts w:ascii="Inter" w:hAnsi="Inter"/>
-              <w:color w:val="6E7582"/>
-              <w:sz w:val="17"/>
-            </w:rPr>
-            <w:t>+91 94928 28882</w:t>
-            <w:br/>
-          </w:r>
-          <w:r>
-            <w:rPr>
-              <w:rFonts w:ascii="Inter" w:hAnsi="Inter"/>
-              <w:b/>
-              <w:color w:val="1F2229"/>
-              <w:sz w:val="17"/>
-            </w:rPr>
-            <w:t xml:space="preserve">Address: </w:t>
-          </w:r>
-          <w:r>
-            <w:rPr>
-              <w:rFonts w:ascii="Inter" w:hAnsi="Inter"/>
-              <w:color w:val="6E7582"/>
-              <w:sz w:val="17"/>
-            </w:rPr>
-            <w:t>H.No. 4-48, Science Tech Park,</w:t>
-            <w:br/>
-            <w:t>Gachibowli, Hyderabad, TS, India - 500032</w:t>
-          </w:r>
-        </w:p>
-      </w:tc>
-    </w:tr>
-  </w:tbl>
 </w:hdr>
 </file>
 

--- a/sundar_innovations_letterhead.docx
+++ b/sundar_innovations_letterhead.docx
@@ -5,7 +5,7 @@
     <w:sectPr>
       <w:headerReference w:type="default" r:id="rId9"/>
       <w:pgSz w:w="11909" w:h="16834"/>
-      <w:pgMar w:top="6480" w:right="1440" w:bottom="2880" w:left="1440" w:header="720" w:footer="720" w:gutter="0"/>
+      <w:pgMar w:top="3312" w:right="1152" w:bottom="1728" w:left="1152" w:header="720" w:footer="720" w:gutter="0"/>
       <w:cols w:space="720"/>
       <w:docGrid w:linePitch="360"/>
     </w:sectPr>

--- a/sundar_innovations_letterhead.docx
+++ b/sundar_innovations_letterhead.docx
@@ -38,7 +38,7 @@
             <a:graphicData uri="http://schemas.openxmlformats.org/drawingml/2006/picture">
               <pic:pic>
                 <pic:nvPicPr>
-                  <pic:cNvPr id="0" name="Sample.png"/>
+                  <pic:cNvPr id="0" name="Sample_enhanced.png"/>
                   <pic:cNvPicPr/>
                 </pic:nvPicPr>
                 <pic:blipFill>

--- a/sundar_innovations_letterhead.docx
+++ b/sundar_innovations_letterhead.docx
@@ -5,7 +5,7 @@
     <w:sectPr>
       <w:headerReference w:type="default" r:id="rId9"/>
       <w:pgSz w:w="11909" w:h="16834"/>
-      <w:pgMar w:top="3312" w:right="1152" w:bottom="1728" w:left="1152" w:header="720" w:footer="720" w:gutter="0"/>
+      <w:pgMar w:top="3312" w:right="1152" w:bottom="2160" w:left="1152" w:header="720" w:footer="720" w:gutter="0"/>
       <w:cols w:space="720"/>
       <w:docGrid w:linePitch="360"/>
     </w:sectPr>
@@ -32,13 +32,13 @@
           <wp:extent cx="7562088" cy="10689336"/>
           <wp:effectExtent l="0" t="0" r="0" b="0"/>
           <wp:wrapNone/>
-          <wp:docPr id="1" name="Letterhead Background Canvas"/>
+          <wp:docPr id="1" name="New Letterhead Background"/>
           <wp:cNvGraphicFramePr/>
           <a:graphic xmlns:a="http://schemas.openxmlformats.org/drawingml/2006/main" xmlns:pic="http://schemas.openxmlformats.org/drawingml/2006/picture">
             <a:graphicData uri="http://schemas.openxmlformats.org/drawingml/2006/picture">
               <pic:pic>
                 <pic:nvPicPr>
-                  <pic:cNvPr id="0" name="Sample_enhanced.png"/>
+                  <pic:cNvPr id="0" name="sundar_innovations_letterhead_enhanced.png"/>
                   <pic:cNvPicPr/>
                 </pic:nvPicPr>
                 <pic:blipFill>

--- a/sundar_innovations_letterhead.docx
+++ b/sundar_innovations_letterhead.docx
@@ -5,7 +5,7 @@
     <w:sectPr>
       <w:headerReference w:type="default" r:id="rId9"/>
       <w:pgSz w:w="11909" w:h="16834"/>
-      <w:pgMar w:top="3312" w:right="1152" w:bottom="2160" w:left="1152" w:header="720" w:footer="720" w:gutter="0"/>
+      <w:pgMar w:top="2592" w:right="1152" w:bottom="2160" w:left="1152" w:header="720" w:footer="720" w:gutter="0"/>
       <w:cols w:space="720"/>
       <w:docGrid w:linePitch="360"/>
     </w:sectPr>
@@ -32,7 +32,7 @@
           <wp:extent cx="7562088" cy="10689336"/>
           <wp:effectExtent l="0" t="0" r="0" b="0"/>
           <wp:wrapNone/>
-          <wp:docPr id="1" name="New Letterhead Background"/>
+          <wp:docPr id="1" name="New Shrunk Letterhead Background"/>
           <wp:cNvGraphicFramePr/>
           <a:graphic xmlns:a="http://schemas.openxmlformats.org/drawingml/2006/main" xmlns:pic="http://schemas.openxmlformats.org/drawingml/2006/picture">
             <a:graphicData uri="http://schemas.openxmlformats.org/drawingml/2006/picture">

--- a/sundar_innovations_letterhead.docx
+++ b/sundar_innovations_letterhead.docx
@@ -32,7 +32,7 @@
           <wp:extent cx="7562088" cy="10689336"/>
           <wp:effectExtent l="0" t="0" r="0" b="0"/>
           <wp:wrapNone/>
-          <wp:docPr id="1" name="New Shrunk Letterhead Background"/>
+          <wp:docPr id="1" name="Fixed Letterhead Background"/>
           <wp:cNvGraphicFramePr/>
           <a:graphic xmlns:a="http://schemas.openxmlformats.org/drawingml/2006/main" xmlns:pic="http://schemas.openxmlformats.org/drawingml/2006/picture">
             <a:graphicData uri="http://schemas.openxmlformats.org/drawingml/2006/picture">

--- a/sundar_innovations_letterhead.docx
+++ b/sundar_innovations_letterhead.docx
@@ -5,7 +5,7 @@
     <w:sectPr>
       <w:headerReference w:type="default" r:id="rId9"/>
       <w:pgSz w:w="11909" w:h="16834"/>
-      <w:pgMar w:top="2592" w:right="1152" w:bottom="2160" w:left="1152" w:header="720" w:footer="720" w:gutter="0"/>
+      <w:pgMar w:top="3168" w:right="1152" w:bottom="2160" w:left="1152" w:header="720" w:footer="720" w:gutter="0"/>
       <w:cols w:space="720"/>
       <w:docGrid w:linePitch="360"/>
     </w:sectPr>

--- a/sundar_innovations_letterhead.docx
+++ b/sundar_innovations_letterhead.docx
@@ -5,7 +5,7 @@
     <w:sectPr>
       <w:headerReference w:type="default" r:id="rId9"/>
       <w:pgSz w:w="11909" w:h="16834"/>
-      <w:pgMar w:top="3168" w:right="1152" w:bottom="2160" w:left="1152" w:header="720" w:footer="720" w:gutter="0"/>
+      <w:pgMar w:top="2880" w:right="1152" w:bottom="2160" w:left="1152" w:header="720" w:footer="720" w:gutter="0"/>
       <w:cols w:space="720"/>
       <w:docGrid w:linePitch="360"/>
     </w:sectPr>
